--- a/tillsyn/S 914-2026 tillsynsbegäran.docx
+++ b/tillsyn/S 914-2026 tillsynsbegäran.docx
@@ -332,7 +332,7 @@
     <w:r>
       <w:tab/>
       <w:tab/>
-      <w:t>2026-07-13</w:t>
+      <w:t>2026-07-14</w:t>
       <w:br/>
       <w:br/>
     </w:r>

--- a/tillsyn/S 914-2026 tillsynsbegäran.docx
+++ b/tillsyn/S 914-2026 tillsynsbegäran.docx
@@ -332,7 +332,7 @@
     <w:r>
       <w:tab/>
       <w:tab/>
-      <w:t>2026-07-14</w:t>
+      <w:t>2026-07-15</w:t>
       <w:br/>
       <w:br/>
     </w:r>

--- a/tillsyn/S 914-2026 tillsynsbegäran.docx
+++ b/tillsyn/S 914-2026 tillsynsbegäran.docx
@@ -332,7 +332,7 @@
     <w:r>
       <w:tab/>
       <w:tab/>
-      <w:t>2026-07-15</w:t>
+      <w:t>2026-07-16</w:t>
       <w:br/>
       <w:br/>
     </w:r>

--- a/tillsyn/S 914-2026 tillsynsbegäran.docx
+++ b/tillsyn/S 914-2026 tillsynsbegäran.docx
@@ -332,7 +332,7 @@
     <w:r>
       <w:tab/>
       <w:tab/>
-      <w:t>2026-07-16</w:t>
+      <w:t>2026-07-17</w:t>
       <w:br/>
       <w:br/>
     </w:r>

--- a/tillsyn/S 914-2026 tillsynsbegäran.docx
+++ b/tillsyn/S 914-2026 tillsynsbegäran.docx
@@ -332,7 +332,7 @@
     <w:r>
       <w:tab/>
       <w:tab/>
-      <w:t>2026-07-17</w:t>
+      <w:t>2026-07-18</w:t>
       <w:br/>
       <w:br/>
     </w:r>

--- a/tillsyn/S 914-2026 tillsynsbegäran.docx
+++ b/tillsyn/S 914-2026 tillsynsbegäran.docx
@@ -332,7 +332,7 @@
     <w:r>
       <w:tab/>
       <w:tab/>
-      <w:t>2026-07-18</w:t>
+      <w:t>2026-07-19</w:t>
       <w:br/>
       <w:br/>
     </w:r>

--- a/tillsyn/S 914-2026 tillsynsbegäran.docx
+++ b/tillsyn/S 914-2026 tillsynsbegäran.docx
@@ -332,7 +332,7 @@
     <w:r>
       <w:tab/>
       <w:tab/>
-      <w:t>2026-07-19</w:t>
+      <w:t>2026-07-20</w:t>
       <w:br/>
       <w:br/>
     </w:r>

--- a/tillsyn/S 914-2026 tillsynsbegäran.docx
+++ b/tillsyn/S 914-2026 tillsynsbegäran.docx
@@ -332,7 +332,7 @@
     <w:r>
       <w:tab/>
       <w:tab/>
-      <w:t>2026-07-20</w:t>
+      <w:t>2026-07-21</w:t>
       <w:br/>
       <w:br/>
     </w:r>

--- a/tillsyn/S 914-2026 tillsynsbegäran.docx
+++ b/tillsyn/S 914-2026 tillsynsbegäran.docx
@@ -332,7 +332,7 @@
     <w:r>
       <w:tab/>
       <w:tab/>
-      <w:t>2026-07-21</w:t>
+      <w:t>2026-07-22</w:t>
       <w:br/>
       <w:br/>
     </w:r>

--- a/tillsyn/S 914-2026 tillsynsbegäran.docx
+++ b/tillsyn/S 914-2026 tillsynsbegäran.docx
@@ -332,7 +332,7 @@
     <w:r>
       <w:tab/>
       <w:tab/>
-      <w:t>2026-07-22</w:t>
+      <w:t>2026-07-23</w:t>
       <w:br/>
       <w:br/>
     </w:r>

--- a/tillsyn/S 914-2026 tillsynsbegäran.docx
+++ b/tillsyn/S 914-2026 tillsynsbegäran.docx
@@ -332,7 +332,7 @@
     <w:r>
       <w:tab/>
       <w:tab/>
-      <w:t>2026-07-23</w:t>
+      <w:t>2026-07-24</w:t>
       <w:br/>
       <w:br/>
     </w:r>

--- a/tillsyn/S 914-2026 tillsynsbegäran.docx
+++ b/tillsyn/S 914-2026 tillsynsbegäran.docx
@@ -332,7 +332,7 @@
     <w:r>
       <w:tab/>
       <w:tab/>
-      <w:t>2026-07-24</w:t>
+      <w:t>2026-07-25</w:t>
       <w:br/>
       <w:br/>
     </w:r>

--- a/tillsyn/S 914-2026 tillsynsbegäran.docx
+++ b/tillsyn/S 914-2026 tillsynsbegäran.docx
@@ -332,7 +332,7 @@
     <w:r>
       <w:tab/>
       <w:tab/>
-      <w:t>2026-07-25</w:t>
+      <w:t>2026-07-26</w:t>
       <w:br/>
       <w:br/>
     </w:r>

--- a/tillsyn/S 914-2026 tillsynsbegäran.docx
+++ b/tillsyn/S 914-2026 tillsynsbegäran.docx
@@ -332,7 +332,7 @@
     <w:r>
       <w:tab/>
       <w:tab/>
-      <w:t>2026-07-26</w:t>
+      <w:t>2026-07-27</w:t>
       <w:br/>
       <w:br/>
     </w:r>

--- a/tillsyn/S 914-2026 tillsynsbegäran.docx
+++ b/tillsyn/S 914-2026 tillsynsbegäran.docx
@@ -332,7 +332,7 @@
     <w:r>
       <w:tab/>
       <w:tab/>
-      <w:t>2026-07-27</w:t>
+      <w:t>2026-07-28</w:t>
       <w:br/>
       <w:br/>
     </w:r>

--- a/tillsyn/S 914-2026 tillsynsbegäran.docx
+++ b/tillsyn/S 914-2026 tillsynsbegäran.docx
@@ -7,7 +7,7 @@
         <w:pStyle w:val="Title"/>
       </w:pPr>
       <w:r>
-        <w:t>Tillsynsbegäran – information om höga naturvärden i samrådsanmälan S 914-2026 i Skellefteå kommun</w:t>
+        <w:t>Tillsynsbegäran – information om höga naturvärden och fridlysta arter i samrådsanmälan S 914-2026 i Skellefteå kommun</w:t>
       </w:r>
     </w:p>
     <w:p>
@@ -65,7 +65,7 @@
     </w:p>
     <w:p>
       <w:r>
-        <w:t>I och inom 22 meter från samrådsanmälan finns fynd av 3 naturvårdsarter, varav 2 är rödlistade, 3 är typiska (T) och 1 är signalart (S): garnlav (VU, T), ullticka (NT, T) och vedticka (S, T). Se Figur 1.</w:t>
+        <w:t>I och inom 22 meter från samrådsanmälan finns fynd av 4 naturvårdsarter, varav 2 är rödlistade, 1 är fridlyst, 4 är typiska (T) och 1 är signalart (S): garnlav (VU, T), ullticka (NT, T), vedticka (S, T) och tofsmes (T, §4). Se Figur 1.</w:t>
       </w:r>
     </w:p>
     <w:p>
@@ -204,6 +204,48 @@
         <w:t>(Nitare &amp; Skogsstyrelsen, 2019; SLU Artdatabanken, 2025).</w:t>
       </w:r>
     </w:p>
+    <w:p>
+      <w:r>
+        <w:rPr>
+          <w:b/>
+        </w:rPr>
+        <w:t>Tofsmes (§4)</w:t>
+      </w:r>
+      <w:r>
+        <w:t xml:space="preserve"> häckar i barr- och blandskog, främst i tallskog. Tofsmes är typisk art för </w:t>
+      </w:r>
+      <w:r>
+        <w:rPr>
+          <w:i/>
+        </w:rPr>
+        <w:t xml:space="preserve">9010 Taiga </w:t>
+      </w:r>
+      <w:r>
+        <w:t>(SLU Artdatabanken, 2025).</w:t>
+      </w:r>
+    </w:p>
+    <w:p>
+      <w:pPr>
+        <w:pStyle w:val="Heading1"/>
+      </w:pPr>
+      <w:r>
+        <w:t>EU:s fågeldirektiv</w:t>
+      </w:r>
+    </w:p>
+    <w:p>
+      <w:r>
+        <w:t xml:space="preserve">Europeiska unionens medlemsländer är skyldiga att agera i enlighet med EU:s fågeldirektiv där det uttryckligen står att direktivet gäller för fåglar samt för deras ägg, bon och </w:t>
+      </w:r>
+      <w:r>
+        <w:rPr>
+          <w:b/>
+        </w:rPr>
+        <w:t xml:space="preserve">livsmiljöer </w:t>
+      </w:r>
+      <w:r>
+        <w:t>(artikel 1). Vidare att de åtgärder som vidtas inte får leda till en försämring av den nuvarande situationen beträffande bevarandet av de fågelarter som avses i artikel 1 (artikel 13). Fågeldirektivet är styrande för tillsynsansvariga myndigheters ärendehantering, ställningstaganden och beslutsfattande.</w:t>
+      </w:r>
+    </w:p>
     <w:sectPr>
       <w:headerReference w:type="even" r:id="rId8"/>
       <w:headerReference w:type="default" r:id="rId9"/>
@@ -332,7 +374,7 @@
     <w:r>
       <w:tab/>
       <w:tab/>
-      <w:t>2026-07-28</w:t>
+      <w:t>2026-07-29</w:t>
       <w:br/>
       <w:br/>
     </w:r>

--- a/tillsyn/S 914-2026 tillsynsbegäran.docx
+++ b/tillsyn/S 914-2026 tillsynsbegäran.docx
@@ -374,7 +374,7 @@
     <w:r>
       <w:tab/>
       <w:tab/>
-      <w:t>2026-07-29</w:t>
+      <w:t>2026-07-30</w:t>
       <w:br/>
       <w:br/>
     </w:r>

--- a/tillsyn/S 914-2026 tillsynsbegäran.docx
+++ b/tillsyn/S 914-2026 tillsynsbegäran.docx
@@ -374,7 +374,7 @@
     <w:r>
       <w:tab/>
       <w:tab/>
-      <w:t>2026-07-30</w:t>
+      <w:t>2026-07-31</w:t>
       <w:br/>
       <w:br/>
     </w:r>

--- a/tillsyn/S 914-2026 tillsynsbegäran.docx
+++ b/tillsyn/S 914-2026 tillsynsbegäran.docx
@@ -374,7 +374,7 @@
     <w:r>
       <w:tab/>
       <w:tab/>
-      <w:t>2026-07-31</w:t>
+      <w:t>2026-08-01</w:t>
       <w:br/>
       <w:br/>
     </w:r>

--- a/tillsyn/S 914-2026 tillsynsbegäran.docx
+++ b/tillsyn/S 914-2026 tillsynsbegäran.docx
@@ -374,7 +374,7 @@
     <w:r>
       <w:tab/>
       <w:tab/>
-      <w:t>2026-08-01</w:t>
+      <w:t>2026-08-02</w:t>
       <w:br/>
       <w:br/>
     </w:r>

--- a/tillsyn/S 914-2026 tillsynsbegäran.docx
+++ b/tillsyn/S 914-2026 tillsynsbegäran.docx
@@ -374,7 +374,7 @@
     <w:r>
       <w:tab/>
       <w:tab/>
-      <w:t>2026-08-02</w:t>
+      <w:t>2026-08-03</w:t>
       <w:br/>
       <w:br/>
     </w:r>

--- a/tillsyn/S 914-2026 tillsynsbegäran.docx
+++ b/tillsyn/S 914-2026 tillsynsbegäran.docx
@@ -374,7 +374,7 @@
     <w:r>
       <w:tab/>
       <w:tab/>
-      <w:t>2026-08-03</w:t>
+      <w:t>2026-08-05</w:t>
       <w:br/>
       <w:br/>
     </w:r>

--- a/tillsyn/S 914-2026 tillsynsbegäran.docx
+++ b/tillsyn/S 914-2026 tillsynsbegäran.docx
@@ -374,7 +374,7 @@
     <w:r>
       <w:tab/>
       <w:tab/>
-      <w:t>2026-08-05</w:t>
+      <w:t>2026-08-07</w:t>
       <w:br/>
       <w:br/>
     </w:r>

--- a/tillsyn/S 914-2026 tillsynsbegäran.docx
+++ b/tillsyn/S 914-2026 tillsynsbegäran.docx
@@ -374,7 +374,7 @@
     <w:r>
       <w:tab/>
       <w:tab/>
-      <w:t>2026-08-07</w:t>
+      <w:t>2026-08-08</w:t>
       <w:br/>
       <w:br/>
     </w:r>

--- a/tillsyn/S 914-2026 tillsynsbegäran.docx
+++ b/tillsyn/S 914-2026 tillsynsbegäran.docx
@@ -7,7 +7,7 @@
         <w:pStyle w:val="Title"/>
       </w:pPr>
       <w:r>
-        <w:t>Tillsynsbegäran – information om höga naturvärden i samrådsanmälan S 914-2026 i Skellefteå kommun</w:t>
+        <w:t>Tillsynsbegäran – information om höga naturvärden och fridlysta arter i samrådsanmälan S 914-2026 i Skellefteå kommun</w:t>
       </w:r>
     </w:p>
     <w:p>
@@ -60,12 +60,12 @@
         <w:spacing w:after="240"/>
       </w:pPr>
       <w:r>
-        <w:t>Figur 1. Fyndplatser för naturvårdsarter i och inom 22 meter från samrådsanmälan. Markörer utan svart kant är placerade på fyndplatsen. Markörer med svart kant är placerade vid sidan av fyndplatsen har ett svart streck som visar fyndplatsens exakta position. Kartans mittpunktskoordinat är N 7161910, E 814003 i SWEREF 99 TM.</w:t>
+        <w:t>Figur 1. Fyndplatser för naturvårdsarter i och inom 22 meter från samrådsanmälan. Markörer utan svart kant är placerade på fyndplatsen. Markörer med svart kant är placerade vid sidan av fyndplatsen och har ett svart streck som visar fyndplatsens exakta position. Kartans mittpunktskoordinat är N 7161910, E 814003 i SWEREF 99 TM.</w:t>
       </w:r>
     </w:p>
     <w:p>
       <w:r>
-        <w:t>I och inom 22 meter från samrådsanmälan finns fynd av 3 naturvårdsarter, varav 2 är rödlistade, 3 är typiska (T) och 1 är signalart (S): garnlav (VU, T), ullticka (NT, T) och vedticka (S, T). Se Figur 1.</w:t>
+        <w:t>I och inom 22 meter från samrådsanmälan finns fynd av 4 naturvårdsarter, varav 2 är rödlistade, 1 är fridlyst, 4 är typiska (T) och 1 är signalart (S): garnlav (VU, T), ullticka (NT, T), vedticka (S, T) och tofsmes (T, §4). Se Figur 1.</w:t>
       </w:r>
     </w:p>
     <w:p>
@@ -204,6 +204,48 @@
         <w:t>(Nitare &amp; Skogsstyrelsen, 2019; SLU Artdatabanken, 2025).</w:t>
       </w:r>
     </w:p>
+    <w:p>
+      <w:r>
+        <w:rPr>
+          <w:b/>
+        </w:rPr>
+        <w:t>Tofsmes (§4)</w:t>
+      </w:r>
+      <w:r>
+        <w:t xml:space="preserve"> häckar i barr- och blandskog, främst i tallskog. Tofsmes är typisk art för </w:t>
+      </w:r>
+      <w:r>
+        <w:rPr>
+          <w:i/>
+        </w:rPr>
+        <w:t xml:space="preserve">9010 Taiga </w:t>
+      </w:r>
+      <w:r>
+        <w:t>(SLU Artdatabanken, 2025).</w:t>
+      </w:r>
+    </w:p>
+    <w:p>
+      <w:pPr>
+        <w:pStyle w:val="Heading1"/>
+      </w:pPr>
+      <w:r>
+        <w:t>EU:s fågeldirektiv</w:t>
+      </w:r>
+    </w:p>
+    <w:p>
+      <w:r>
+        <w:t xml:space="preserve">Europeiska unionens medlemsländer är skyldiga att agera i enlighet med EU:s fågeldirektiv där det uttryckligen står att direktivet gäller för fåglar samt för deras ägg, bon och </w:t>
+      </w:r>
+      <w:r>
+        <w:rPr>
+          <w:b/>
+        </w:rPr>
+        <w:t xml:space="preserve">livsmiljöer </w:t>
+      </w:r>
+      <w:r>
+        <w:t>(artikel 1). Vidare att de åtgärder som vidtas inte får leda till en försämring av den nuvarande situationen beträffande bevarandet av de fågelarter som avses i artikel 1 (artikel 13). Fågeldirektivet är styrande för tillsynsansvariga myndigheters ärendehantering, ställningstaganden och beslutsfattande.</w:t>
+      </w:r>
+    </w:p>
     <w:sectPr>
       <w:headerReference w:type="even" r:id="rId8"/>
       <w:headerReference w:type="default" r:id="rId9"/>
@@ -332,7 +374,7 @@
     <w:r>
       <w:tab/>
       <w:tab/>
-      <w:t>2026-08-14</w:t>
+      <w:t>2026-08-15</w:t>
       <w:br/>
       <w:br/>
     </w:r>

--- a/tillsyn/S 914-2026 tillsynsbegäran.docx
+++ b/tillsyn/S 914-2026 tillsynsbegäran.docx
@@ -374,7 +374,7 @@
     <w:r>
       <w:tab/>
       <w:tab/>
-      <w:t>2026-08-15</w:t>
+      <w:t>2026-08-16</w:t>
       <w:br/>
       <w:br/>
     </w:r>

--- a/tillsyn/S 914-2026 tillsynsbegäran.docx
+++ b/tillsyn/S 914-2026 tillsynsbegäran.docx
@@ -374,7 +374,7 @@
     <w:r>
       <w:tab/>
       <w:tab/>
-      <w:t>2026-08-16</w:t>
+      <w:t>2026-08-17</w:t>
       <w:br/>
       <w:br/>
     </w:r>

--- a/tillsyn/S 914-2026 tillsynsbegäran.docx
+++ b/tillsyn/S 914-2026 tillsynsbegäran.docx
@@ -374,7 +374,7 @@
     <w:r>
       <w:tab/>
       <w:tab/>
-      <w:t>2026-08-17</w:t>
+      <w:t>2026-08-18</w:t>
       <w:br/>
       <w:br/>
     </w:r>

--- a/tillsyn/S 914-2026 tillsynsbegäran.docx
+++ b/tillsyn/S 914-2026 tillsynsbegäran.docx
@@ -374,7 +374,7 @@
     <w:r>
       <w:tab/>
       <w:tab/>
-      <w:t>2026-08-18</w:t>
+      <w:t>2026-08-19</w:t>
       <w:br/>
       <w:br/>
     </w:r>

--- a/tillsyn/S 914-2026 tillsynsbegäran.docx
+++ b/tillsyn/S 914-2026 tillsynsbegäran.docx
@@ -374,7 +374,7 @@
     <w:r>
       <w:tab/>
       <w:tab/>
-      <w:t>2026-08-19</w:t>
+      <w:t>2026-08-20</w:t>
       <w:br/>
       <w:br/>
     </w:r>

--- a/tillsyn/S 914-2026 tillsynsbegäran.docx
+++ b/tillsyn/S 914-2026 tillsynsbegäran.docx
@@ -374,7 +374,7 @@
     <w:r>
       <w:tab/>
       <w:tab/>
-      <w:t>2026-08-20</w:t>
+      <w:t>2026-08-21</w:t>
       <w:br/>
       <w:br/>
     </w:r>

--- a/tillsyn/S 914-2026 tillsynsbegäran.docx
+++ b/tillsyn/S 914-2026 tillsynsbegäran.docx
@@ -374,7 +374,7 @@
     <w:r>
       <w:tab/>
       <w:tab/>
-      <w:t>2026-08-21</w:t>
+      <w:t>2026-08-22</w:t>
       <w:br/>
       <w:br/>
     </w:r>

--- a/tillsyn/S 914-2026 tillsynsbegäran.docx
+++ b/tillsyn/S 914-2026 tillsynsbegäran.docx
@@ -374,7 +374,7 @@
     <w:r>
       <w:tab/>
       <w:tab/>
-      <w:t>2026-08-22</w:t>
+      <w:t>2026-08-23</w:t>
       <w:br/>
       <w:br/>
     </w:r>

--- a/tillsyn/S 914-2026 tillsynsbegäran.docx
+++ b/tillsyn/S 914-2026 tillsynsbegäran.docx
@@ -374,7 +374,7 @@
     <w:r>
       <w:tab/>
       <w:tab/>
-      <w:t>2026-08-23</w:t>
+      <w:t>2026-08-24</w:t>
       <w:br/>
       <w:br/>
     </w:r>

--- a/tillsyn/S 914-2026 tillsynsbegäran.docx
+++ b/tillsyn/S 914-2026 tillsynsbegäran.docx
@@ -374,7 +374,7 @@
     <w:r>
       <w:tab/>
       <w:tab/>
-      <w:t>2026-08-24</w:t>
+      <w:t>2026-08-25</w:t>
       <w:br/>
       <w:br/>
     </w:r>

--- a/tillsyn/S 914-2026 tillsynsbegäran.docx
+++ b/tillsyn/S 914-2026 tillsynsbegäran.docx
@@ -374,7 +374,7 @@
     <w:r>
       <w:tab/>
       <w:tab/>
-      <w:t>2026-08-25</w:t>
+      <w:t>2026-08-26</w:t>
       <w:br/>
       <w:br/>
     </w:r>

--- a/tillsyn/S 914-2026 tillsynsbegäran.docx
+++ b/tillsyn/S 914-2026 tillsynsbegäran.docx
@@ -374,7 +374,7 @@
     <w:r>
       <w:tab/>
       <w:tab/>
-      <w:t>2026-08-26</w:t>
+      <w:t>2026-08-27</w:t>
       <w:br/>
       <w:br/>
     </w:r>

--- a/tillsyn/S 914-2026 tillsynsbegäran.docx
+++ b/tillsyn/S 914-2026 tillsynsbegäran.docx
@@ -374,7 +374,7 @@
     <w:r>
       <w:tab/>
       <w:tab/>
-      <w:t>2026-08-27</w:t>
+      <w:t>2026-08-28</w:t>
       <w:br/>
       <w:br/>
     </w:r>

--- a/tillsyn/S 914-2026 tillsynsbegäran.docx
+++ b/tillsyn/S 914-2026 tillsynsbegäran.docx
@@ -374,7 +374,7 @@
     <w:r>
       <w:tab/>
       <w:tab/>
-      <w:t>2026-08-28</w:t>
+      <w:t>2026-08-29</w:t>
       <w:br/>
       <w:br/>
     </w:r>

--- a/tillsyn/S 914-2026 tillsynsbegäran.docx
+++ b/tillsyn/S 914-2026 tillsynsbegäran.docx
@@ -374,7 +374,7 @@
     <w:r>
       <w:tab/>
       <w:tab/>
-      <w:t>2026-08-29</w:t>
+      <w:t>2026-08-31</w:t>
       <w:br/>
       <w:br/>
     </w:r>

--- a/tillsyn/S 914-2026 tillsynsbegäran.docx
+++ b/tillsyn/S 914-2026 tillsynsbegäran.docx
@@ -374,7 +374,7 @@
     <w:r>
       <w:tab/>
       <w:tab/>
-      <w:t>2026-08-31</w:t>
+      <w:t>2026-09-01</w:t>
       <w:br/>
       <w:br/>
     </w:r>

--- a/tillsyn/S 914-2026 tillsynsbegäran.docx
+++ b/tillsyn/S 914-2026 tillsynsbegäran.docx
@@ -374,7 +374,7 @@
     <w:r>
       <w:tab/>
       <w:tab/>
-      <w:t>2026-09-01</w:t>
+      <w:t>2026-09-02</w:t>
       <w:br/>
       <w:br/>
     </w:r>

--- a/tillsyn/S 914-2026 tillsynsbegäran.docx
+++ b/tillsyn/S 914-2026 tillsynsbegäran.docx
@@ -374,7 +374,7 @@
     <w:r>
       <w:tab/>
       <w:tab/>
-      <w:t>2026-09-02</w:t>
+      <w:t>2026-09-03</w:t>
       <w:br/>
       <w:br/>
     </w:r>

--- a/tillsyn/S 914-2026 tillsynsbegäran.docx
+++ b/tillsyn/S 914-2026 tillsynsbegäran.docx
@@ -374,7 +374,7 @@
     <w:r>
       <w:tab/>
       <w:tab/>
-      <w:t>2026-09-03</w:t>
+      <w:t>2026-09-04</w:t>
       <w:br/>
       <w:br/>
     </w:r>

--- a/tillsyn/S 914-2026 tillsynsbegäran.docx
+++ b/tillsyn/S 914-2026 tillsynsbegäran.docx
@@ -374,7 +374,7 @@
     <w:r>
       <w:tab/>
       <w:tab/>
-      <w:t>2026-09-04</w:t>
+      <w:t>2026-09-05</w:t>
       <w:br/>
       <w:br/>
     </w:r>

--- a/tillsyn/S 914-2026 tillsynsbegäran.docx
+++ b/tillsyn/S 914-2026 tillsynsbegäran.docx
@@ -374,7 +374,7 @@
     <w:r>
       <w:tab/>
       <w:tab/>
-      <w:t>2026-09-05</w:t>
+      <w:t>2026-09-06</w:t>
       <w:br/>
       <w:br/>
     </w:r>

--- a/tillsyn/S 914-2026 tillsynsbegäran.docx
+++ b/tillsyn/S 914-2026 tillsynsbegäran.docx
@@ -374,7 +374,7 @@
     <w:r>
       <w:tab/>
       <w:tab/>
-      <w:t>2026-09-06</w:t>
+      <w:t>2026-09-07</w:t>
       <w:br/>
       <w:br/>
     </w:r>

--- a/tillsyn/S 914-2026 tillsynsbegäran.docx
+++ b/tillsyn/S 914-2026 tillsynsbegäran.docx
@@ -374,7 +374,7 @@
     <w:r>
       <w:tab/>
       <w:tab/>
-      <w:t>2026-09-07</w:t>
+      <w:t>2026-09-08</w:t>
       <w:br/>
       <w:br/>
     </w:r>

--- a/tillsyn/S 914-2026 tillsynsbegäran.docx
+++ b/tillsyn/S 914-2026 tillsynsbegäran.docx
@@ -374,7 +374,7 @@
     <w:r>
       <w:tab/>
       <w:tab/>
-      <w:t>2026-09-08</w:t>
+      <w:t>2026-09-09</w:t>
       <w:br/>
       <w:br/>
     </w:r>

--- a/tillsyn/S 914-2026 tillsynsbegäran.docx
+++ b/tillsyn/S 914-2026 tillsynsbegäran.docx
@@ -374,7 +374,7 @@
     <w:r>
       <w:tab/>
       <w:tab/>
-      <w:t>2026-09-09</w:t>
+      <w:t>2026-09-10</w:t>
       <w:br/>
       <w:br/>
     </w:r>

--- a/tillsyn/S 914-2026 tillsynsbegäran.docx
+++ b/tillsyn/S 914-2026 tillsynsbegäran.docx
@@ -374,7 +374,7 @@
     <w:r>
       <w:tab/>
       <w:tab/>
-      <w:t>2026-09-10</w:t>
+      <w:t>2026-09-11</w:t>
       <w:br/>
       <w:br/>
     </w:r>

--- a/tillsyn/S 914-2026 tillsynsbegäran.docx
+++ b/tillsyn/S 914-2026 tillsynsbegäran.docx
@@ -374,7 +374,7 @@
     <w:r>
       <w:tab/>
       <w:tab/>
-      <w:t>2026-09-11</w:t>
+      <w:t>2026-09-12</w:t>
       <w:br/>
       <w:br/>
     </w:r>
